--- a/task 8.1/report.docx
+++ b/task 8.1/report.docx
@@ -118,9 +118,6 @@
     <w:p/>
     <w:p/>
     <w:p/>
-    <w:p/>
-    <w:p/>
-    <w:p/>
     <w:p>
       <w:r>
         <w:rPr>
@@ -161,12 +158,6 @@
       </w:pPr>
     </w:p>
     <w:p>
-      <w:pPr>
-        <w:rPr>
-          <w:b/>
-          <w:bCs/>
-        </w:rPr>
-      </w:pPr>
       <w:r>
         <w:rPr>
           <w:b/>
@@ -199,11 +190,47 @@
           <w:t>https://github.com/charlieM044/SIT210/tree/main/task%208.1</w:t>
         </w:r>
       </w:hyperlink>
+    </w:p>
+    <w:p>
       <w:r>
         <w:rPr>
           <w:b/>
           <w:bCs/>
+          <w:color w:val="EE0000"/>
+          <w:sz w:val="28"/>
+          <w:szCs w:val="28"/>
         </w:rPr>
+        <w:t>Fixed light sensor</w:t>
+      </w:r>
+      <w:r>
+        <w:rPr>
+          <w:b/>
+          <w:bCs/>
+          <w:color w:val="EE0000"/>
+          <w:sz w:val="28"/>
+          <w:szCs w:val="28"/>
+        </w:rPr>
+        <w:t xml:space="preserve"> code</w:t>
+      </w:r>
+      <w:r>
+        <w:rPr>
+          <w:b/>
+          <w:bCs/>
+          <w:color w:val="EE0000"/>
+          <w:sz w:val="28"/>
+          <w:szCs w:val="28"/>
+        </w:rPr>
+        <w:t xml:space="preserve">: </w:t>
+      </w:r>
+      <w:hyperlink r:id="rId7" w:history="1">
+        <w:r>
+          <w:rPr>
+            <w:rStyle w:val="Hyperlink"/>
+          </w:rPr>
+          <w:t>https://github.com/charlieM044/SIT210/blob/main/task%208.1/arduio_blue/arduio_blue.ino</w:t>
+        </w:r>
+      </w:hyperlink>
+      <w:r>
         <w:t xml:space="preserve"> </w:t>
       </w:r>
     </w:p>
